--- a/23i-0773_E_WEB_A2_Report.docx
+++ b/23i-0773_E_WEB_A2_Report.docx
@@ -463,73 +463,7 @@
           <w:sz w:val="20"/>
           <w:szCs w:val="20"/>
         </w:rPr>
-        <w:t xml:space="preserve">Technologies Used: React </w:t>
-      </w:r>
-      <w:proofErr w:type="gramStart"/>
-      <w:r>
-        <w:rPr>
-          <w:i/>
-          <w:iCs/>
-          <w:color w:val="555555"/>
-          <w:sz w:val="20"/>
-          <w:szCs w:val="20"/>
-        </w:rPr>
-        <w:t>18  |</w:t>
-      </w:r>
-      <w:proofErr w:type="gramEnd"/>
-      <w:r>
-        <w:rPr>
-          <w:i/>
-          <w:iCs/>
-          <w:color w:val="555555"/>
-          <w:sz w:val="20"/>
-          <w:szCs w:val="20"/>
-        </w:rPr>
-        <w:t xml:space="preserve">  HTML5 </w:t>
-      </w:r>
-      <w:proofErr w:type="gramStart"/>
-      <w:r>
-        <w:rPr>
-          <w:i/>
-          <w:iCs/>
-          <w:color w:val="555555"/>
-          <w:sz w:val="20"/>
-          <w:szCs w:val="20"/>
-        </w:rPr>
-        <w:t>Canvas  |</w:t>
-      </w:r>
-      <w:proofErr w:type="gramEnd"/>
-      <w:r>
-        <w:rPr>
-          <w:i/>
-          <w:iCs/>
-          <w:color w:val="555555"/>
-          <w:sz w:val="20"/>
-          <w:szCs w:val="20"/>
-        </w:rPr>
-        <w:t xml:space="preserve">  CSS</w:t>
-      </w:r>
-      <w:proofErr w:type="gramStart"/>
-      <w:r>
-        <w:rPr>
-          <w:i/>
-          <w:iCs/>
-          <w:color w:val="555555"/>
-          <w:sz w:val="20"/>
-          <w:szCs w:val="20"/>
-        </w:rPr>
-        <w:t>3  |</w:t>
-      </w:r>
-      <w:proofErr w:type="gramEnd"/>
-      <w:r>
-        <w:rPr>
-          <w:i/>
-          <w:iCs/>
-          <w:color w:val="555555"/>
-          <w:sz w:val="20"/>
-          <w:szCs w:val="20"/>
-        </w:rPr>
-        <w:t xml:space="preserve">  JavaScript</w:t>
+        <w:t>Technologies Used: React 18  |  HTML5 Canvas  |  CSS3  |  JavaScript</w:t>
       </w:r>
     </w:p>
     <w:p>
@@ -558,21 +492,7 @@
         <w:rPr>
           <w:color w:val="000000"/>
         </w:rPr>
-        <w:t xml:space="preserve">Cricket Blitz is a </w:t>
-      </w:r>
-      <w:proofErr w:type="gramStart"/>
-      <w:r>
-        <w:rPr>
-          <w:color w:val="000000"/>
-        </w:rPr>
-        <w:t>single-player</w:t>
-      </w:r>
-      <w:proofErr w:type="gramEnd"/>
-      <w:r>
-        <w:rPr>
-          <w:color w:val="000000"/>
-        </w:rPr>
-        <w:t xml:space="preserve"> 2D cricket batting game built with React 18, HTML5 Canvas, CSS3, and JavaScript. The player acts as a batsman and faces 2 overs (12 balls total) with a maximum of 2 wickets. On each ball the player selects a batting style and interacts with a probability-based power bar to determine the shot outcome. No random number generation is used — the result depends entirely on where the slider is when the player clicks.</w:t>
+        <w:t>Cricket Blitz is a single-player 2D cricket batting game built with React 18, HTML5 Canvas, CSS3, and JavaScript. The player acts as a batsman and faces 2 overs (12 balls total) with a maximum of 2 wickets. On each ball the player selects a batting style and interacts with a probability-based power bar to determine the shot outcome. No random number generation is used — the result depends entirely on where the slider is when the player clicks.</w:t>
       </w:r>
     </w:p>
     <w:p>
@@ -584,13 +504,8 @@
       <w:pPr>
         <w:pStyle w:val="Heading2"/>
       </w:pPr>
-      <w:proofErr w:type="gramStart"/>
-      <w:r>
-        <w:t>1.1  Game</w:t>
-      </w:r>
-      <w:proofErr w:type="gramEnd"/>
-      <w:r>
-        <w:t xml:space="preserve"> Flow</w:t>
+      <w:r>
+        <w:t>1.1  Game Flow</w:t>
       </w:r>
     </w:p>
     <w:p>
@@ -622,45 +537,79 @@
           <w:bCs/>
           <w:color w:val="1A3A5C"/>
         </w:rPr>
-        <w:t xml:space="preserve">Step 2 — Click </w:t>
-      </w:r>
-      <w:proofErr w:type="gramStart"/>
+        <w:t xml:space="preserve">Step 2 — Click BOWL!: </w:t>
+      </w:r>
+      <w:r>
+        <w:rPr>
+          <w:color w:val="000000"/>
+        </w:rPr>
+        <w:t xml:space="preserve">The bowling animation starts. The ball travels from the bowler's end (right side) toward the batsman (left side) over 900ms using </w:t>
+      </w:r>
+      <w:proofErr w:type="spellStart"/>
+      <w:r>
+        <w:rPr>
+          <w:color w:val="000000"/>
+        </w:rPr>
+        <w:t>requestAnimationFrame</w:t>
+      </w:r>
+      <w:proofErr w:type="spellEnd"/>
+      <w:r>
+        <w:rPr>
+          <w:color w:val="000000"/>
+        </w:rPr>
+        <w:t xml:space="preserve"> on an HTML5 Canvas.</w:t>
+      </w:r>
+    </w:p>
+    <w:p>
+      <w:pPr>
+        <w:spacing w:before="60" w:after="60"/>
+      </w:pPr>
       <w:r>
         <w:rPr>
           <w:b/>
           <w:bCs/>
           <w:color w:val="1A3A5C"/>
         </w:rPr>
-        <w:t>BOWL!:</w:t>
-      </w:r>
-      <w:proofErr w:type="gramEnd"/>
+        <w:t xml:space="preserve">Step 3 — Power Bar Activates: </w:t>
+      </w:r>
+      <w:r>
+        <w:rPr>
+          <w:color w:val="000000"/>
+        </w:rPr>
+        <w:t xml:space="preserve">Once the ball arrives, the power bar slider begins moving continuously back and forth across the </w:t>
+      </w:r>
+      <w:proofErr w:type="spellStart"/>
+      <w:r>
+        <w:rPr>
+          <w:color w:val="000000"/>
+        </w:rPr>
+        <w:t>coloured</w:t>
+      </w:r>
+      <w:proofErr w:type="spellEnd"/>
+      <w:r>
+        <w:rPr>
+          <w:color w:val="000000"/>
+        </w:rPr>
+        <w:t xml:space="preserve"> probability segments. Speed varies slightly per ball.</w:t>
+      </w:r>
+    </w:p>
+    <w:p>
+      <w:pPr>
+        <w:spacing w:before="60" w:after="60"/>
+      </w:pPr>
       <w:r>
         <w:rPr>
           <w:b/>
           <w:bCs/>
           <w:color w:val="1A3A5C"/>
         </w:rPr>
-        <w:t xml:space="preserve"> </w:t>
-      </w:r>
-      <w:r>
-        <w:rPr>
-          <w:color w:val="000000"/>
-        </w:rPr>
-        <w:t xml:space="preserve">The bowling animation starts. The ball travels from the bowler's end (right side) toward the batsman (left side) over 900ms using </w:t>
-      </w:r>
-      <w:proofErr w:type="spellStart"/>
-      <w:r>
-        <w:rPr>
-          <w:color w:val="000000"/>
-        </w:rPr>
-        <w:t>requestAnimationFrame</w:t>
-      </w:r>
-      <w:proofErr w:type="spellEnd"/>
-      <w:r>
-        <w:rPr>
-          <w:color w:val="000000"/>
-        </w:rPr>
-        <w:t xml:space="preserve"> on an HTML5 Canvas.</w:t>
+        <w:t xml:space="preserve">Step 4 — Click to Play Shot: </w:t>
+      </w:r>
+      <w:r>
+        <w:rPr>
+          <w:color w:val="000000"/>
+        </w:rPr>
+        <w:t>The player clicks the power bar canvas. The slider position at that exact moment determines the outcome — it maps directly to whichever probability segment the slider is inside.</w:t>
       </w:r>
     </w:p>
     <w:p>
@@ -673,27 +622,13 @@
           <w:bCs/>
           <w:color w:val="1A3A5C"/>
         </w:rPr>
-        <w:t xml:space="preserve">Step 3 — Power Bar Activates: </w:t>
-      </w:r>
-      <w:r>
-        <w:rPr>
-          <w:color w:val="000000"/>
-        </w:rPr>
-        <w:t xml:space="preserve">Once the ball arrives, the power bar slider begins moving continuously back and forth across the </w:t>
-      </w:r>
-      <w:proofErr w:type="spellStart"/>
-      <w:r>
-        <w:rPr>
-          <w:color w:val="000000"/>
-        </w:rPr>
-        <w:t>coloured</w:t>
-      </w:r>
-      <w:proofErr w:type="spellEnd"/>
-      <w:r>
-        <w:rPr>
-          <w:color w:val="000000"/>
-        </w:rPr>
-        <w:t xml:space="preserve"> probability segments. Speed varies slightly per ball.</w:t>
+        <w:t xml:space="preserve">Step 5 — Result Displayed: </w:t>
+      </w:r>
+      <w:r>
+        <w:rPr>
+          <w:color w:val="000000"/>
+        </w:rPr>
+        <w:t>The batting animation triggers (bat swings, ball flies), commentary is shown, and the scoreboard updates immediately.</w:t>
       </w:r>
     </w:p>
     <w:p>
@@ -706,44 +641,6 @@
           <w:bCs/>
           <w:color w:val="1A3A5C"/>
         </w:rPr>
-        <w:t xml:space="preserve">Step 4 — Click to Play Shot: </w:t>
-      </w:r>
-      <w:r>
-        <w:rPr>
-          <w:color w:val="000000"/>
-        </w:rPr>
-        <w:t>The player clicks the power bar canvas. The slider position at that exact moment determines the outcome — it maps directly to whichever probability segment the slider is inside.</w:t>
-      </w:r>
-    </w:p>
-    <w:p>
-      <w:pPr>
-        <w:spacing w:before="60" w:after="60"/>
-      </w:pPr>
-      <w:r>
-        <w:rPr>
-          <w:b/>
-          <w:bCs/>
-          <w:color w:val="1A3A5C"/>
-        </w:rPr>
-        <w:t xml:space="preserve">Step 5 — Result Displayed: </w:t>
-      </w:r>
-      <w:r>
-        <w:rPr>
-          <w:color w:val="000000"/>
-        </w:rPr>
-        <w:t>The batting animation triggers (bat swings, ball flies), commentary is shown, and the scoreboard updates immediately.</w:t>
-      </w:r>
-    </w:p>
-    <w:p>
-      <w:pPr>
-        <w:spacing w:before="60" w:after="60"/>
-      </w:pPr>
-      <w:r>
-        <w:rPr>
-          <w:b/>
-          <w:bCs/>
-          <w:color w:val="1A3A5C"/>
-        </w:rPr>
         <w:t xml:space="preserve">Step 6 — Repeat / Game Over: </w:t>
       </w:r>
       <w:r>
@@ -762,13 +659,8 @@
       <w:pPr>
         <w:pStyle w:val="Heading2"/>
       </w:pPr>
-      <w:proofErr w:type="gramStart"/>
-      <w:r>
-        <w:t>1.2  Game</w:t>
-      </w:r>
-      <w:proofErr w:type="gramEnd"/>
-      <w:r>
-        <w:t xml:space="preserve"> Rules</w:t>
+      <w:r>
+        <w:t>1.2  Game Rules</w:t>
       </w:r>
     </w:p>
     <w:p>
@@ -862,13 +754,8 @@
       <w:pPr>
         <w:pStyle w:val="Heading2"/>
       </w:pPr>
-      <w:proofErr w:type="gramStart"/>
-      <w:r>
-        <w:t>1.3  React</w:t>
-      </w:r>
-      <w:proofErr w:type="gramEnd"/>
-      <w:r>
-        <w:t xml:space="preserve"> State Management</w:t>
+      <w:r>
+        <w:t>1.3  React State Management</w:t>
       </w:r>
     </w:p>
     <w:p>
@@ -908,21 +795,7 @@
         <w:rPr>
           <w:color w:val="000000"/>
         </w:rPr>
-        <w:t xml:space="preserve">. The game phases </w:t>
-      </w:r>
-      <w:proofErr w:type="gramStart"/>
-      <w:r>
-        <w:rPr>
-          <w:color w:val="000000"/>
-        </w:rPr>
-        <w:t>are:</w:t>
-      </w:r>
-      <w:proofErr w:type="gramEnd"/>
-      <w:r>
-        <w:rPr>
-          <w:color w:val="000000"/>
-        </w:rPr>
-        <w:t xml:space="preserve"> idle → bowling → batting → result → </w:t>
+        <w:t xml:space="preserve">. The game phases are: idle → bowling → batting → result → </w:t>
       </w:r>
       <w:proofErr w:type="spellStart"/>
       <w:r>
@@ -1061,13 +934,8 @@
       <w:pPr>
         <w:pStyle w:val="Heading2"/>
       </w:pPr>
-      <w:proofErr w:type="gramStart"/>
-      <w:r>
-        <w:t>2.1  Probability</w:t>
-      </w:r>
-      <w:proofErr w:type="gramEnd"/>
-      <w:r>
-        <w:t xml:space="preserve"> Distributions</w:t>
+      <w:r>
+        <w:t>2.1  Probability Distributions</w:t>
       </w:r>
     </w:p>
     <w:tbl>
@@ -2606,13 +2474,8 @@
       <w:pPr>
         <w:pStyle w:val="Heading2"/>
       </w:pPr>
-      <w:proofErr w:type="gramStart"/>
-      <w:r>
-        <w:t>2.2  How</w:t>
-      </w:r>
-      <w:proofErr w:type="gramEnd"/>
-      <w:r>
-        <w:t xml:space="preserve"> Segments Map to the Bar</w:t>
+      <w:r>
+        <w:t>2.2  How Segments Map to the Bar</w:t>
       </w:r>
     </w:p>
     <w:p>
@@ -2627,7 +2490,6 @@
         <w:t xml:space="preserve">The </w:t>
       </w:r>
       <w:proofErr w:type="spellStart"/>
-      <w:proofErr w:type="gramStart"/>
       <w:r>
         <w:rPr>
           <w:color w:val="000000"/>
@@ -2639,14 +2501,7 @@
         <w:rPr>
           <w:color w:val="000000"/>
         </w:rPr>
-        <w:t>(</w:t>
-      </w:r>
-      <w:proofErr w:type="gramEnd"/>
-      <w:r>
-        <w:rPr>
-          <w:color w:val="000000"/>
-        </w:rPr>
-        <w:t xml:space="preserve">) function in gameConfig.js iterates through the probability array for the selected style and accumulates a running cumulative total. Each segment is assigned a start and end value. These values directly control the pixel width of each </w:t>
+        <w:t xml:space="preserve">() function in gameConfig.js iterates through the probability array for the selected style and accumulates a running cumulative total. Each segment is assigned a start and end value. These values directly control the pixel width of each </w:t>
       </w:r>
       <w:proofErr w:type="spellStart"/>
       <w:r>
@@ -2696,13 +2551,8 @@
       <w:pPr>
         <w:pStyle w:val="Heading2"/>
       </w:pPr>
-      <w:proofErr w:type="gramStart"/>
-      <w:r>
-        <w:t>2.3  Style</w:t>
-      </w:r>
-      <w:proofErr w:type="gramEnd"/>
-      <w:r>
-        <w:t xml:space="preserve"> Comparison</w:t>
+      <w:r>
+        <w:t>2.3  Style Comparison</w:t>
       </w:r>
     </w:p>
     <w:p>
@@ -2734,21 +2584,7 @@
         <w:rPr>
           <w:color w:val="000000"/>
         </w:rPr>
-        <w:t xml:space="preserve">Defensive — Lower wicket risk, higher singles/dots. Suited to </w:t>
-      </w:r>
-      <w:proofErr w:type="gramStart"/>
-      <w:r>
-        <w:rPr>
-          <w:color w:val="000000"/>
-        </w:rPr>
-        <w:t>preserving</w:t>
-      </w:r>
-      <w:proofErr w:type="gramEnd"/>
-      <w:r>
-        <w:rPr>
-          <w:color w:val="000000"/>
-        </w:rPr>
-        <w:t xml:space="preserve"> wickets.</w:t>
+        <w:t>Defensive — Lower wicket risk, higher singles/dots. Suited to preserving wickets.</w:t>
       </w:r>
     </w:p>
     <w:p>
@@ -2788,13 +2624,8 @@
       <w:pPr>
         <w:pStyle w:val="Heading2"/>
       </w:pPr>
-      <w:proofErr w:type="gramStart"/>
-      <w:r>
-        <w:t>3.1  Bowling</w:t>
-      </w:r>
-      <w:proofErr w:type="gramEnd"/>
-      <w:r>
-        <w:t xml:space="preserve"> Animation (</w:t>
+      <w:r>
+        <w:t>3.1  Bowling Animation (</w:t>
       </w:r>
       <w:proofErr w:type="spellStart"/>
       <w:r>
@@ -2910,13 +2741,8 @@
       <w:pPr>
         <w:pStyle w:val="Heading2"/>
       </w:pPr>
-      <w:proofErr w:type="gramStart"/>
-      <w:r>
-        <w:t>3.2  Batting</w:t>
-      </w:r>
-      <w:proofErr w:type="gramEnd"/>
-      <w:r>
-        <w:t xml:space="preserve"> Animation (</w:t>
+      <w:r>
+        <w:t>3.2  Batting Animation (</w:t>
       </w:r>
       <w:proofErr w:type="spellStart"/>
       <w:r>
@@ -2953,7 +2779,6 @@
         <w:t xml:space="preserve"> becomes "result", the bat rotation angle is animated from -0.3 radians to +1.7 radians over 300ms using </w:t>
       </w:r>
       <w:proofErr w:type="spellStart"/>
-      <w:proofErr w:type="gramStart"/>
       <w:r>
         <w:rPr>
           <w:color w:val="000000"/>
@@ -2961,7 +2786,6 @@
         <w:t>ctx.save</w:t>
       </w:r>
       <w:proofErr w:type="spellEnd"/>
-      <w:proofErr w:type="gramEnd"/>
       <w:r>
         <w:rPr>
           <w:color w:val="000000"/>
@@ -2969,7 +2793,6 @@
         <w:t xml:space="preserve">() / </w:t>
       </w:r>
       <w:proofErr w:type="spellStart"/>
-      <w:proofErr w:type="gramStart"/>
       <w:r>
         <w:rPr>
           <w:color w:val="000000"/>
@@ -2977,7 +2800,6 @@
         <w:t>ctx.rotate</w:t>
       </w:r>
       <w:proofErr w:type="spellEnd"/>
-      <w:proofErr w:type="gramEnd"/>
       <w:r>
         <w:rPr>
           <w:color w:val="000000"/>
@@ -2985,7 +2807,6 @@
         <w:t xml:space="preserve">() / </w:t>
       </w:r>
       <w:proofErr w:type="spellStart"/>
-      <w:proofErr w:type="gramStart"/>
       <w:r>
         <w:rPr>
           <w:color w:val="000000"/>
@@ -2993,7 +2814,6 @@
         <w:t>ctx.restore</w:t>
       </w:r>
       <w:proofErr w:type="spellEnd"/>
-      <w:proofErr w:type="gramEnd"/>
       <w:r>
         <w:rPr>
           <w:color w:val="000000"/>
@@ -3010,13 +2830,8 @@
       <w:pPr>
         <w:pStyle w:val="Heading2"/>
       </w:pPr>
-      <w:proofErr w:type="gramStart"/>
-      <w:r>
-        <w:t>3.3  Power</w:t>
-      </w:r>
-      <w:proofErr w:type="gramEnd"/>
-      <w:r>
-        <w:t xml:space="preserve"> Bar Slider (</w:t>
+      <w:r>
+        <w:t>3.3  Power Bar Slider (</w:t>
       </w:r>
       <w:proofErr w:type="spellStart"/>
       <w:r>
@@ -3126,13 +2941,8 @@
       <w:pPr>
         <w:pStyle w:val="Heading2"/>
       </w:pPr>
-      <w:proofErr w:type="gramStart"/>
-      <w:r>
-        <w:t>3.4  Result</w:t>
-      </w:r>
-      <w:proofErr w:type="gramEnd"/>
-      <w:r>
-        <w:t xml:space="preserve"> Badge &amp; Commentary Animations (CSS)</w:t>
+      <w:r>
+        <w:t>3.4  Result Badge &amp; Commentary Animations (CSS)</w:t>
       </w:r>
     </w:p>
     <w:p>
@@ -3144,21 +2954,7 @@
         <w:rPr>
           <w:color w:val="000000"/>
         </w:rPr>
-        <w:t xml:space="preserve">The result badge uses a </w:t>
-      </w:r>
-      <w:proofErr w:type="gramStart"/>
-      <w:r>
-        <w:rPr>
-          <w:color w:val="000000"/>
-        </w:rPr>
-        <w:t>CSS @keyframes</w:t>
-      </w:r>
-      <w:proofErr w:type="gramEnd"/>
-      <w:r>
-        <w:rPr>
-          <w:color w:val="000000"/>
-        </w:rPr>
-        <w:t xml:space="preserve"> animation (badge-pop) with a cubic-</w:t>
+        <w:t>The result badge uses a CSS @keyframes animation (badge-pop) with a cubic-</w:t>
       </w:r>
       <w:proofErr w:type="spellStart"/>
       <w:r>
@@ -3184,13 +2980,8 @@
       <w:pPr>
         <w:pStyle w:val="Heading2"/>
       </w:pPr>
-      <w:proofErr w:type="gramStart"/>
-      <w:r>
-        <w:t>3.5  Ball</w:t>
-      </w:r>
-      <w:proofErr w:type="gramEnd"/>
-      <w:r>
-        <w:t xml:space="preserve"> Tracker (</w:t>
+      <w:r>
+        <w:t>3.5  Ball Tracker (</w:t>
       </w:r>
       <w:proofErr w:type="spellStart"/>
       <w:r>
@@ -3228,18 +3019,6 @@
       <w:r>
         <w:lastRenderedPageBreak/>
         <w:t>4. Gameplay Screenshots</w:t>
-      </w:r>
-    </w:p>
-    <w:p>
-      <w:pPr>
-        <w:spacing w:before="80" w:after="100"/>
-        <w:jc w:val="both"/>
-      </w:pPr>
-      <w:r>
-        <w:rPr>
-          <w:color w:val="B91C1C"/>
-        </w:rPr>
-        <w:t>Each screenshot below must include a visible sticky note showing: Name, Roll Number, and Section.</w:t>
       </w:r>
     </w:p>
     <w:p>
@@ -3448,20 +3227,8 @@
                 <w:sz w:val="20"/>
                 <w:szCs w:val="20"/>
               </w:rPr>
-              <w:t xml:space="preserve">r screenshot </w:t>
-            </w:r>
-            <w:proofErr w:type="gramStart"/>
-            <w:r>
-              <w:rPr>
-                <w:i/>
-                <w:iCs/>
-                <w:color w:val="AAAAAA"/>
-                <w:sz w:val="20"/>
-                <w:szCs w:val="20"/>
-              </w:rPr>
-              <w:t>here ]</w:t>
-            </w:r>
-            <w:proofErr w:type="gramEnd"/>
+              <w:t>r screenshot here ]</w:t>
+            </w:r>
           </w:p>
           <w:p>
             <w:pPr>
@@ -3688,7 +3455,6 @@
               </w:rPr>
               <w:t xml:space="preserve"> </w:t>
             </w:r>
-            <w:proofErr w:type="gramStart"/>
             <w:r>
               <w:rPr>
                 <w:i/>
@@ -3697,31 +3463,8 @@
                 <w:sz w:val="20"/>
                 <w:szCs w:val="20"/>
               </w:rPr>
-              <w:t>[ Paste</w:t>
-            </w:r>
-            <w:proofErr w:type="gramEnd"/>
-            <w:r>
-              <w:rPr>
-                <w:i/>
-                <w:iCs/>
-                <w:color w:val="AAAAAA"/>
-                <w:sz w:val="20"/>
-                <w:szCs w:val="20"/>
-              </w:rPr>
-              <w:t xml:space="preserve"> your screenshot </w:t>
-            </w:r>
-            <w:proofErr w:type="gramStart"/>
-            <w:r>
-              <w:rPr>
-                <w:i/>
-                <w:iCs/>
-                <w:color w:val="AAAAAA"/>
-                <w:sz w:val="20"/>
-                <w:szCs w:val="20"/>
-              </w:rPr>
-              <w:t>here ]</w:t>
-            </w:r>
-            <w:proofErr w:type="gramEnd"/>
+              <w:t>[ Paste your screenshot here ]</w:t>
+            </w:r>
           </w:p>
           <w:p>
             <w:pPr>
@@ -4385,7 +4128,6 @@
               </w:rPr>
               <w:t xml:space="preserve"> </w:t>
             </w:r>
-            <w:proofErr w:type="gramStart"/>
             <w:r>
               <w:rPr>
                 <w:i/>
@@ -4394,31 +4136,8 @@
                 <w:sz w:val="20"/>
                 <w:szCs w:val="20"/>
               </w:rPr>
-              <w:t>[ Paste</w:t>
-            </w:r>
-            <w:proofErr w:type="gramEnd"/>
-            <w:r>
-              <w:rPr>
-                <w:i/>
-                <w:iCs/>
-                <w:color w:val="AAAAAA"/>
-                <w:sz w:val="20"/>
-                <w:szCs w:val="20"/>
-              </w:rPr>
-              <w:t xml:space="preserve"> your screenshot </w:t>
-            </w:r>
-            <w:proofErr w:type="gramStart"/>
-            <w:r>
-              <w:rPr>
-                <w:i/>
-                <w:iCs/>
-                <w:color w:val="AAAAAA"/>
-                <w:sz w:val="20"/>
-                <w:szCs w:val="20"/>
-              </w:rPr>
-              <w:t>here ]</w:t>
-            </w:r>
-            <w:proofErr w:type="gramEnd"/>
+              <w:t>[ Paste your screenshot here ]</w:t>
+            </w:r>
           </w:p>
           <w:p>
             <w:pPr>
@@ -4460,13 +4179,8 @@
       <w:pPr>
         <w:pStyle w:val="Heading2"/>
       </w:pPr>
-      <w:proofErr w:type="gramStart"/>
-      <w:r>
-        <w:t>5.1  File</w:t>
-      </w:r>
-      <w:proofErr w:type="gramEnd"/>
-      <w:r>
-        <w:t xml:space="preserve"> Structure</w:t>
+      <w:r>
+        <w:t>5.1  File Structure</w:t>
       </w:r>
     </w:p>
     <w:tbl>
@@ -5406,13 +5120,8 @@
       <w:pPr>
         <w:pStyle w:val="Heading2"/>
       </w:pPr>
-      <w:proofErr w:type="gramStart"/>
-      <w:r>
-        <w:t>5.2  Technologies</w:t>
-      </w:r>
-      <w:proofErr w:type="gramEnd"/>
-      <w:r>
-        <w:t xml:space="preserve"> Used</w:t>
+      <w:r>
+        <w:t>5.2  Technologies Used</w:t>
       </w:r>
     </w:p>
     <w:p>
@@ -5516,21 +5225,7 @@
         <w:rPr>
           <w:color w:val="000000"/>
         </w:rPr>
-        <w:t xml:space="preserve">CSS3 — Animations, keyframes, CSS variables, dark </w:t>
-      </w:r>
-      <w:proofErr w:type="gramStart"/>
-      <w:r>
-        <w:rPr>
-          <w:color w:val="000000"/>
-        </w:rPr>
-        <w:t>theme</w:t>
-      </w:r>
-      <w:proofErr w:type="gramEnd"/>
-      <w:r>
-        <w:rPr>
-          <w:color w:val="000000"/>
-        </w:rPr>
-        <w:t>, responsive layout</w:t>
+        <w:t>CSS3 — Animations, keyframes, CSS variables, dark theme, responsive layout</w:t>
       </w:r>
     </w:p>
     <w:p>
@@ -5588,13 +5283,8 @@
       <w:pPr>
         <w:pStyle w:val="Heading2"/>
       </w:pPr>
-      <w:proofErr w:type="gramStart"/>
-      <w:r>
-        <w:t>5.3  Key</w:t>
-      </w:r>
-      <w:proofErr w:type="gramEnd"/>
-      <w:r>
-        <w:t xml:space="preserve"> Design Decisions</w:t>
+      <w:r>
+        <w:t>5.3  Key Design Decisions</w:t>
       </w:r>
     </w:p>
     <w:p>
@@ -5687,7 +5377,6 @@
         <w:t xml:space="preserve">Zero randomness in outcomes — The </w:t>
       </w:r>
       <w:proofErr w:type="spellStart"/>
-      <w:proofErr w:type="gramStart"/>
       <w:r>
         <w:rPr>
           <w:color w:val="000000"/>
@@ -5699,14 +5388,7 @@
         <w:rPr>
           <w:color w:val="000000"/>
         </w:rPr>
-        <w:t>(</w:t>
-      </w:r>
-      <w:proofErr w:type="gramEnd"/>
-      <w:r>
-        <w:rPr>
-          <w:color w:val="000000"/>
-        </w:rPr>
-        <w:t xml:space="preserve">) function does a simple range check against cumulative segment boundaries. No </w:t>
+        <w:t xml:space="preserve">() function does a simple range check against cumulative segment boundaries. No </w:t>
       </w:r>
       <w:proofErr w:type="spellStart"/>
       <w:r>
@@ -5760,51 +5442,7 @@
           <w:sz w:val="18"/>
           <w:szCs w:val="18"/>
         </w:rPr>
-        <w:t xml:space="preserve">CS-4032: Web </w:t>
-      </w:r>
-      <w:proofErr w:type="gramStart"/>
-      <w:r>
-        <w:rPr>
-          <w:i/>
-          <w:iCs/>
-          <w:color w:val="888888"/>
-          <w:sz w:val="18"/>
-          <w:szCs w:val="18"/>
-        </w:rPr>
-        <w:t>Programming  |</w:t>
-      </w:r>
-      <w:proofErr w:type="gramEnd"/>
-      <w:r>
-        <w:rPr>
-          <w:i/>
-          <w:iCs/>
-          <w:color w:val="888888"/>
-          <w:sz w:val="18"/>
-          <w:szCs w:val="18"/>
-        </w:rPr>
-        <w:t xml:space="preserve">  Assignment #</w:t>
-      </w:r>
-      <w:proofErr w:type="gramStart"/>
-      <w:r>
-        <w:rPr>
-          <w:i/>
-          <w:iCs/>
-          <w:color w:val="888888"/>
-          <w:sz w:val="18"/>
-          <w:szCs w:val="18"/>
-        </w:rPr>
-        <w:t>02  |</w:t>
-      </w:r>
-      <w:proofErr w:type="gramEnd"/>
-      <w:r>
-        <w:rPr>
-          <w:i/>
-          <w:iCs/>
-          <w:color w:val="888888"/>
-          <w:sz w:val="18"/>
-          <w:szCs w:val="18"/>
-        </w:rPr>
-        <w:t xml:space="preserve">  All work is original and completed individually.</w:t>
+        <w:t>CS-4032: Web Programming  |  Assignment #02  |  All work is original and completed individually.</w:t>
       </w:r>
     </w:p>
     <w:sectPr>
@@ -5857,7 +5495,6 @@
       </w:rPr>
       <w:t>Fatima Farrukh Rana</w:t>
     </w:r>
-    <w:proofErr w:type="gramStart"/>
     <w:r>
       <w:rPr>
         <w:color w:val="888888"/>
@@ -5872,25 +5509,7 @@
         <w:sz w:val="18"/>
         <w:szCs w:val="18"/>
       </w:rPr>
-      <w:t>23</w:t>
-    </w:r>
-    <w:proofErr w:type="gramEnd"/>
-    <w:r>
-      <w:rPr>
-        <w:color w:val="888888"/>
-        <w:sz w:val="18"/>
-        <w:szCs w:val="18"/>
-      </w:rPr>
-      <w:t>i-</w:t>
-    </w:r>
-    <w:proofErr w:type="gramStart"/>
-    <w:r>
-      <w:rPr>
-        <w:color w:val="888888"/>
-        <w:sz w:val="18"/>
-        <w:szCs w:val="18"/>
-      </w:rPr>
-      <w:t>0773</w:t>
+      <w:t>23i-0773</w:t>
     </w:r>
     <w:r>
       <w:rPr>
@@ -5898,16 +5517,7 @@
         <w:sz w:val="18"/>
         <w:szCs w:val="18"/>
       </w:rPr>
-      <w:t xml:space="preserve">  |</w:t>
-    </w:r>
-    <w:proofErr w:type="gramEnd"/>
-    <w:r>
-      <w:rPr>
-        <w:color w:val="888888"/>
-        <w:sz w:val="18"/>
-        <w:szCs w:val="18"/>
-      </w:rPr>
-      <w:t xml:space="preserve">  </w:t>
+      <w:t xml:space="preserve">  |  </w:t>
     </w:r>
     <w:r>
       <w:rPr>
@@ -5981,43 +5591,7 @@
         <w:sz w:val="18"/>
         <w:szCs w:val="18"/>
       </w:rPr>
-      <w:t xml:space="preserve">CS-4032: Web </w:t>
-    </w:r>
-    <w:proofErr w:type="gramStart"/>
-    <w:r>
-      <w:rPr>
-        <w:color w:val="888888"/>
-        <w:sz w:val="18"/>
-        <w:szCs w:val="18"/>
-      </w:rPr>
-      <w:t>Programming  |</w:t>
-    </w:r>
-    <w:proofErr w:type="gramEnd"/>
-    <w:r>
-      <w:rPr>
-        <w:color w:val="888888"/>
-        <w:sz w:val="18"/>
-        <w:szCs w:val="18"/>
-      </w:rPr>
-      <w:t xml:space="preserve">  Assignment #</w:t>
-    </w:r>
-    <w:proofErr w:type="gramStart"/>
-    <w:r>
-      <w:rPr>
-        <w:color w:val="888888"/>
-        <w:sz w:val="18"/>
-        <w:szCs w:val="18"/>
-      </w:rPr>
-      <w:t>02  |</w:t>
-    </w:r>
-    <w:proofErr w:type="gramEnd"/>
-    <w:r>
-      <w:rPr>
-        <w:color w:val="888888"/>
-        <w:sz w:val="18"/>
-        <w:szCs w:val="18"/>
-      </w:rPr>
-      <w:t xml:space="preserve">  2D Cricket Web Application</w:t>
+      <w:t>CS-4032: Web Programming  |  Assignment #02  |  2D Cricket Web Application</w:t>
     </w:r>
   </w:p>
 </w:hdr>
